--- a/docs/CONSTITUTION_INTEGRATION.docx
+++ b/docs/CONSTITUTION_INTEGRATION.docx
@@ -2,13 +2,13 @@
 <file path=word/document.xml><?xml version="1.0" encoding="utf-8"?>
 <w:document xmlns:w="http://schemas.openxmlformats.org/wordprocessingml/2006/main" xmlns:m="http://schemas.openxmlformats.org/officeDocument/2006/math" xmlns:r="http://schemas.openxmlformats.org/officeDocument/2006/relationships" xmlns:o="urn:schemas-microsoft-com:office:office" xmlns:v="urn:schemas-microsoft-com:vml" xmlns:w10="urn:schemas-microsoft-com:office:word" xmlns:a="http://schemas.openxmlformats.org/drawingml/2006/main" xmlns:pic="http://schemas.openxmlformats.org/drawingml/2006/picture" xmlns:wp="http://schemas.openxmlformats.org/drawingml/2006/wordprocessingDrawing">
   <w:body>
-    <w:bookmarkStart w:id="20" w:name="Xfec32c92ecaebe6a0c9b04cbef3d994068d85aa"/>
+    <w:bookmarkStart w:id="20" w:name="docs-chain-helixconstitution-integration"/>
     <w:p>
       <w:pPr>
         <w:pStyle w:val="Heading1"/>
       </w:pPr>
       <w:r>
-        <w:t xml:space="preserve">docs_chain — HelixConstitution Integration</w:t>
+        <w:t xml:space="preserve">Docs Chain — HelixConstitution Integration</w:t>
       </w:r>
     </w:p>
     <w:p>
@@ -26,7 +26,7 @@
         <w:t xml:space="preserve"> </w:t>
       </w:r>
       <w:r>
-        <w:t xml:space="preserve">1</w:t>
+        <w:t xml:space="preserve">2</w:t>
       </w:r>
       <w:r>
         <w:t xml:space="preserve"> </w:t>
@@ -42,7 +42,7 @@
         <w:t xml:space="preserve"> </w:t>
       </w:r>
       <w:r>
-        <w:t xml:space="preserve">2026-05-29T00:00:00Z</w:t>
+        <w:t xml:space="preserve">2026-05-29T12:00:00Z</w:t>
       </w:r>
       <w:r>
         <w:t xml:space="preserve"> </w:t>
@@ -74,7 +74,7 @@
         <w:t xml:space="preserve"> </w:t>
       </w:r>
       <w:r>
-        <w:t xml:space="preserve">Operator mandate 2026-05-29 (docs_chain initiative)</w:t>
+        <w:t xml:space="preserve">Operator mandate 2026-05-29 (Docs Chain initiative)</w:t>
       </w:r>
       <w:r>
         <w:t xml:space="preserve"> </w:t>
@@ -230,13 +230,25 @@
         <w:t xml:space="preserve"> </w:t>
       </w:r>
       <w:r>
-        <w:t xml:space="preserve">remote, or adds any submodule. The reader should treat every "the</w:t>
-      </w:r>
-      <w:r>
-        <w:t xml:space="preserve"> </w:t>
-      </w:r>
-      <w:r>
-        <w:t xml:space="preserve">constitution submodule will …" statement as the DESIGNED Phase 6 outcome,</w:t>
+        <w:t xml:space="preserve">remote, or adds any submodule. The reader should treat every</w:t>
+      </w:r>
+      <w:r>
+        <w:t xml:space="preserve"> </w:t>
+      </w:r>
+      <w:r>
+        <w:t xml:space="preserve">“the</w:t>
+      </w:r>
+      <w:r>
+        <w:t xml:space="preserve"> </w:t>
+      </w:r>
+      <w:r>
+        <w:t xml:space="preserve">constitution submodule will …”</w:t>
+      </w:r>
+      <w:r>
+        <w:t xml:space="preserve"> </w:t>
+      </w:r>
+      <w:r>
+        <w:t xml:space="preserve">statement as the DESIGNED Phase 6 outcome,</w:t>
       </w:r>
       <w:r>
         <w:t xml:space="preserve"> </w:t>
@@ -253,7 +265,7 @@
       </w:r>
     </w:p>
     <w:bookmarkEnd w:id="9"/>
-    <w:bookmarkStart w:id="10" w:name="X6e5ca627e94da0911a3cba2994bfe24b193c027"/>
+    <w:bookmarkStart w:id="10" w:name="the-distribution-model"/>
     <w:p>
       <w:pPr>
         <w:pStyle w:val="Heading2"/>
@@ -267,7 +279,7 @@
         <w:pStyle w:val="FirstParagraph"/>
       </w:pPr>
       <w:r>
-        <w:t xml:space="preserve">docs_chain ships as its own</w:t>
+        <w:t xml:space="preserve">Docs Chain ships as its own</w:t>
       </w:r>
       <w:r>
         <w:t xml:space="preserve"> </w:t>
@@ -294,7 +306,7 @@
         <w:t xml:space="preserve"> </w:t>
       </w:r>
       <w:r>
-        <w:t xml:space="preserve">project that already inherits the constitution submodule gets docs_chain</w:t>
+        <w:t xml:space="preserve">project that already inherits the constitution submodule gets Docs Chain</w:t>
       </w:r>
       <w:r>
         <w:t xml:space="preserve"> </w:t>
@@ -316,7 +328,7 @@
         <w:t xml:space="preserve"> </w:t>
       </w:r>
       <w:r>
-        <w:t xml:space="preserve">for the constitution's</w:t>
+        <w:t xml:space="preserve">for the constitution’s</w:t>
       </w:r>
       <w:r>
         <w:t xml:space="preserve"> </w:t>
@@ -494,7 +506,7 @@
       </w:r>
     </w:p>
     <w:bookmarkEnd w:id="10"/>
-    <w:bookmarkStart w:id="11" w:name="X2a0a827328a87e8dab27f0e20d751c8d61aaffc"/>
+    <w:bookmarkStart w:id="11" w:name="inheritance-model"/>
     <w:p>
       <w:pPr>
         <w:pStyle w:val="Heading2"/>
@@ -530,7 +542,7 @@
         <w:t xml:space="preserve"> </w:t>
       </w:r>
       <w:r>
-        <w:t xml:space="preserve">Hosts the docs_chain</w:t>
+        <w:t xml:space="preserve">Hosts the Docs Chain</w:t>
       </w:r>
       <w:r>
         <w:t xml:space="preserve"> </w:t>
@@ -542,7 +554,7 @@
         <w:t xml:space="preserve"> </w:t>
       </w:r>
       <w:r>
-        <w:t xml:space="preserve">docs_chain satisfies. Project-agnostic.</w:t>
+        <w:t xml:space="preserve">Docs Chain satisfies. Project-agnostic.</w:t>
       </w:r>
     </w:p>
     <w:p>
@@ -622,7 +634,7 @@
       </w:r>
     </w:p>
     <w:bookmarkEnd w:id="11"/>
-    <w:bookmarkStart w:id="12" w:name="Xc50cf224d1ed7aa387e09b1f4c186cacc78f708"/>
+    <w:bookmarkStart w:id="12" w:name="config-discovery-convention"/>
     <w:p>
       <w:pPr>
         <w:pStyle w:val="Heading2"/>
@@ -812,7 +824,7 @@
         <w:t xml:space="preserve"> </w:t>
       </w:r>
       <w:r>
-        <w:t xml:space="preserve">the consumer's YAML (§11.4.28-B decoupling).</w:t>
+        <w:t xml:space="preserve">the consumer’s YAML (§11.4.28-B decoupling).</w:t>
       </w:r>
     </w:p>
     <w:p>
@@ -823,13 +835,13 @@
       </w:r>
     </w:p>
     <w:bookmarkEnd w:id="12"/>
-    <w:bookmarkStart w:id="14" w:name="X4883be11a37c07189ac669b3611143cf5c62980"/>
+    <w:bookmarkStart w:id="14" w:name="X0ffd9fac2fb8c11107a2043321af0cdec97c75b"/>
     <w:p>
       <w:pPr>
         <w:pStyle w:val="Heading2"/>
       </w:pPr>
       <w:r>
-        <w:t xml:space="preserve">4. §11.4.x anchors docs_chain satisfies / supersedes</w:t>
+        <w:t xml:space="preserve">4. §11.4.x anchors Docs Chain satisfies / supersedes</w:t>
       </w:r>
     </w:p>
     <w:p>
@@ -837,7 +849,7 @@
         <w:pStyle w:val="FirstParagraph"/>
       </w:pPr>
       <w:r>
-        <w:t xml:space="preserve">docs_chain is the mechanical engine behind a family of existing</w:t>
+        <w:t xml:space="preserve">Docs Chain is the mechanical engine behind a family of existing</w:t>
       </w:r>
       <w:r>
         <w:t xml:space="preserve"> </w:t>
@@ -875,14 +887,15 @@
     <w:tbl>
       <w:tblPr>
         <w:tblStyle w:val="Table"/>
-        <w:tblW w:type="auto" w:w="0"/>
+        <w:tblW w:type="pct" w:w="5000"/>
+        <w:tblLayout w:type="fixed"/>
         <w:tblLook w:firstRow="1" w:lastRow="0" w:firstColumn="0" w:lastColumn="0" w:noHBand="0" w:noVBand="0" w:val="0020"/>
       </w:tblPr>
       <w:tblGrid>
-        <w:gridCol w:w="1980"/>
-        <w:gridCol w:w="1980"/>
-        <w:gridCol w:w="1980"/>
-        <w:gridCol w:w="1980"/>
+        <w:gridCol w:w="1131"/>
+        <w:gridCol w:w="2545"/>
+        <w:gridCol w:w="3111"/>
+        <w:gridCol w:w="1131"/>
       </w:tblGrid>
       <w:tr>
         <w:trPr>
@@ -917,7 +930,7 @@
               <w:pStyle w:val="Compact"/>
             </w:pPr>
             <w:r>
-              <w:t xml:space="preserve">docs_chain mechanism</w:t>
+              <w:t xml:space="preserve">Docs Chain mechanism</w:t>
             </w:r>
           </w:p>
         </w:tc>
@@ -1877,7 +1890,7 @@
         <w:pStyle w:val="BodyText"/>
       </w:pPr>
       <w:r>
-        <w:t xml:space="preserve">docs_chain does NOT replace the authoring discipline of any anchor (e.g.</w:t>
+        <w:t xml:space="preserve">Docs Chain does NOT replace the authoring discipline of any anchor (e.g.</w:t>
       </w:r>
       <w:r>
         <w:t xml:space="preserve"> </w:t>
@@ -1916,7 +1929,7 @@
       </w:r>
     </w:p>
     <w:bookmarkEnd w:id="14"/>
-    <w:bookmarkStart w:id="17" w:name="Xfc28e924ac52091bb6f2df500b8f801fd2bf6cb"/>
+    <w:bookmarkStart w:id="17" w:name="Xe91a4f9dd90165c7546f91ff242331b553805ed"/>
     <w:p>
       <w:pPr>
         <w:pStyle w:val="Heading2"/>
@@ -1925,7 +1938,7 @@
         <w:t xml:space="preserve">5. What a consuming project gets for free vs must register</w:t>
       </w:r>
     </w:p>
-    <w:bookmarkStart w:id="15" w:name="X43126b6a754899f568804f5dd2622178b023665"/>
+    <w:bookmarkStart w:id="15" w:name="X4b216e23009157a9cf699f6d7bf374d6c3e9525"/>
     <w:p>
       <w:pPr>
         <w:pStyle w:val="Heading3"/>
@@ -1943,7 +1956,7 @@
         </w:numPr>
       </w:pPr>
       <w:r>
-        <w:t xml:space="preserve">The docs_chain engine (Go binary + builtins:</w:t>
+        <w:t xml:space="preserve">The Docs Chain engine (Go binary + builtins:</w:t>
       </w:r>
       <w:r>
         <w:t xml:space="preserve"> </w:t>
@@ -2156,7 +2169,7 @@
         </w:numPr>
       </w:pPr>
       <w:r>
-        <w:t xml:space="preserve">The use-case recipe catalogue (this submodule's</w:t>
+        <w:t xml:space="preserve">The use-case recipe catalogue (this submodule’s</w:t>
       </w:r>
       <w:r>
         <w:t xml:space="preserve"> </w:t>
@@ -2174,7 +2187,7 @@
       </w:r>
     </w:p>
     <w:bookmarkEnd w:id="15"/>
-    <w:bookmarkStart w:id="16" w:name="X9a49d0794c1c0c1194762543c0bdb476a20ae9d"/>
+    <w:bookmarkStart w:id="16" w:name="must-register-the-consumer-owns"/>
     <w:p>
       <w:pPr>
         <w:pStyle w:val="Heading3"/>
@@ -2351,7 +2364,7 @@
     </w:p>
     <w:bookmarkEnd w:id="16"/>
     <w:bookmarkEnd w:id="17"/>
-    <w:bookmarkStart w:id="18" w:name="X269e4988551dd0b796eace4c268e12e6048727e"/>
+    <w:bookmarkStart w:id="18" w:name="out-of-the-box-adoption-checklist"/>
     <w:p>
       <w:pPr>
         <w:pStyle w:val="Heading2"/>
@@ -2377,7 +2390,7 @@
         <w:pStyle w:val="BodyText"/>
       </w:pPr>
       <w:r>
-        <w:t xml:space="preserve">A project follows these steps to start using docs_chain:</w:t>
+        <w:t xml:space="preserve">A project follows these steps to start using Docs Chain:</w:t>
       </w:r>
     </w:p>
     <w:p>
@@ -2636,7 +2649,7 @@
       </w:r>
     </w:p>
     <w:bookmarkEnd w:id="18"/>
-    <w:bookmarkStart w:id="19" w:name="Xd4b02e3768674baff5265bb484ac53d38388d52"/>
+    <w:bookmarkStart w:id="19" w:name="X1df3c567ecd2bb379379c2f309c0c4f3f9cae6f"/>
     <w:p>
       <w:pPr>
         <w:pStyle w:val="Heading2"/>

--- a/docs/CONSTITUTION_INTEGRATION.docx
+++ b/docs/CONSTITUTION_INTEGRATION.docx
@@ -2,6 +2,14 @@
 <file path=word/document.xml><?xml version="1.0" encoding="utf-8"?>
 <w:document xmlns:w="http://schemas.openxmlformats.org/wordprocessingml/2006/main" xmlns:m="http://schemas.openxmlformats.org/officeDocument/2006/math" xmlns:r="http://schemas.openxmlformats.org/officeDocument/2006/relationships" xmlns:o="urn:schemas-microsoft-com:office:office" xmlns:v="urn:schemas-microsoft-com:vml" xmlns:w10="urn:schemas-microsoft-com:office:word" xmlns:a="http://schemas.openxmlformats.org/drawingml/2006/main" xmlns:pic="http://schemas.openxmlformats.org/drawingml/2006/picture" xmlns:wp="http://schemas.openxmlformats.org/drawingml/2006/wordprocessingDrawing">
   <w:body>
+    <w:p>
+      <w:pPr>
+        <w:pStyle w:val="Title"/>
+      </w:pPr>
+      <w:r>
+        <w:t xml:space="preserve">CONSTITUTION_INTEGRATION</w:t>
+      </w:r>
+    </w:p>
     <w:bookmarkStart w:id="20" w:name="docs-chain-helixconstitution-integration"/>
     <w:p>
       <w:pPr>

--- a/docs/CONSTITUTION_INTEGRATION.docx
+++ b/docs/CONSTITUTION_INTEGRATION.docx
@@ -10,7 +10,7 @@
         <w:t xml:space="preserve">CONSTITUTION_INTEGRATION</w:t>
       </w:r>
     </w:p>
-    <w:bookmarkStart w:id="20" w:name="docs-chain-helixconstitution-integration"/>
+    <w:bookmarkStart w:id="21" w:name="docs-chain-helixconstitution-integration"/>
     <w:p>
       <w:pPr>
         <w:pStyle w:val="Heading1"/>
@@ -34,7 +34,7 @@
         <w:t xml:space="preserve"> </w:t>
       </w:r>
       <w:r>
-        <w:t xml:space="preserve">2</w:t>
+        <w:t xml:space="preserve">3</w:t>
       </w:r>
       <w:r>
         <w:t xml:space="preserve"> </w:t>
@@ -50,7 +50,7 @@
         <w:t xml:space="preserve"> </w:t>
       </w:r>
       <w:r>
-        <w:t xml:space="preserve">2026-05-29T12:00:00Z</w:t>
+        <w:t xml:space="preserve">2026-05-31T12:00:00Z</w:t>
       </w:r>
       <w:r>
         <w:t xml:space="preserve"> </w:t>
@@ -66,7 +66,7 @@
         <w:t xml:space="preserve"> </w:t>
       </w:r>
       <w:r>
-        <w:t xml:space="preserve">Design documentation — DESCRIBES the integration. The integration itself is PLANNED (Phase 6) and OPERATOR-GATED. This document does NOT implement it.</w:t>
+        <w:t xml:space="preserve">Design documentation — DESCRIBES the integration. The Phase-4 config loader + CLI it references are now IMPLEMENTED (and a first consumer, Herald, has wired a verify-green 66-doc corpus); the constitution-submodule integration itself is still PLANNED (Phase 6) and OPERATOR-GATED. This document does NOT implement that integration.</w:t>
       </w:r>
       <w:r>
         <w:t xml:space="preserve"> </w:t>
@@ -660,7 +660,49 @@
           <w:b/>
           <w:bCs/>
         </w:rPr>
-        <w:t xml:space="preserve">Status: PLANNED (Phase 4 loader + Phase 6 distribution).</w:t>
+        <w:t xml:space="preserve">Status: IMPLEMENTED (Phase 4 loader); Phase 6 distribution PLANNED</w:t>
+      </w:r>
+      <w:r>
+        <w:rPr>
+          <w:b/>
+          <w:bCs/>
+        </w:rPr>
+        <w:t xml:space="preserve"> </w:t>
+      </w:r>
+      <w:r>
+        <w:rPr>
+          <w:b/>
+          <w:bCs/>
+        </w:rPr>
+        <w:t xml:space="preserve">(operator-gated).</w:t>
+      </w:r>
+      <w:r>
+        <w:t xml:space="preserve"> </w:t>
+      </w:r>
+      <w:r>
+        <w:t xml:space="preserve">The loader resolves and validates contexts today; only</w:t>
+      </w:r>
+      <w:r>
+        <w:t xml:space="preserve"> </w:t>
+      </w:r>
+      <w:r>
+        <w:t xml:space="preserve">the submodule</w:t>
+      </w:r>
+      <w:r>
+        <w:t xml:space="preserve"> </w:t>
+      </w:r>
+      <w:r>
+        <w:rPr>
+          <w:i/>
+          <w:iCs/>
+        </w:rPr>
+        <w:t xml:space="preserve">distribution</w:t>
+      </w:r>
+      <w:r>
+        <w:t xml:space="preserve"> </w:t>
+      </w:r>
+      <w:r>
+        <w:t xml:space="preserve">of the engine remains a Phase-6 step.</w:t>
       </w:r>
     </w:p>
     <w:p>
@@ -843,7 +885,7 @@
       </w:r>
     </w:p>
     <w:bookmarkEnd w:id="12"/>
-    <w:bookmarkStart w:id="14" w:name="X0ffd9fac2fb8c11107a2043321af0cdec97c75b"/>
+    <w:bookmarkStart w:id="15" w:name="X0ffd9fac2fb8c11107a2043321af0cdec97c75b"/>
     <w:p>
       <w:pPr>
         <w:pStyle w:val="Heading2"/>
@@ -1930,14 +1972,140 @@
       </w:r>
     </w:p>
     <w:p>
+      <w:pPr>
+        <w:pStyle w:val="BodyText"/>
+      </w:pPr>
+      <w:r>
+        <w:rPr>
+          <w:b/>
+          <w:bCs/>
+        </w:rPr>
+        <w:t xml:space="preserve">Worked consumer proof.</w:t>
+      </w:r>
+      <w:r>
+        <w:t xml:space="preserve"> </w:t>
+      </w:r>
+      <w:r>
+        <w:t xml:space="preserve">The first downstream consumer (Herald) wired</w:t>
+      </w:r>
+      <w:r>
+        <w:t xml:space="preserve"> </w:t>
+      </w:r>
+      <w:r>
+        <w:t xml:space="preserve">its full 66-doc Markdown→HTML/PDF/DOCX corpus to this engine — the §11.4.65</w:t>
+      </w:r>
+      <w:r>
+        <w:t xml:space="preserve"> </w:t>
+      </w:r>
+      <w:r>
+        <w:t xml:space="preserve">universal-export anchor enforced by</w:t>
+      </w:r>
+      <w:r>
+        <w:t xml:space="preserve"> </w:t>
+      </w:r>
+      <w:r>
+        <w:rPr>
+          <w:rStyle w:val="VerbatimChar"/>
+        </w:rPr>
+        <w:t xml:space="preserve">docs_chain verify</w:t>
+      </w:r>
+      <w:r>
+        <w:t xml:space="preserve"> </w:t>
+      </w:r>
+      <w:r>
+        <w:t xml:space="preserve">(exit 0 across 66</w:t>
+      </w:r>
+      <w:r>
+        <w:t xml:space="preserve"> </w:t>
+      </w:r>
+      <w:r>
+        <w:t xml:space="preserve">docs, HTML byte-identical to the prior ad-hoc exporter). The non-obvious</w:t>
+      </w:r>
+      <w:r>
+        <w:t xml:space="preserve"> </w:t>
+      </w:r>
+      <w:r>
+        <w:t xml:space="preserve">part — keeping</w:t>
+      </w:r>
+      <w:r>
+        <w:t xml:space="preserve"> </w:t>
+      </w:r>
+      <w:r>
+        <w:rPr>
+          <w:b/>
+          <w:bCs/>
+        </w:rPr>
+        <w:t xml:space="preserve">relative-asset</w:t>
+      </w:r>
+      <w:r>
+        <w:t xml:space="preserve"> </w:t>
+      </w:r>
+      <w:r>
+        <w:t xml:space="preserve">exports byte-stable under</w:t>
+      </w:r>
+      <w:r>
+        <w:t xml:space="preserve"> </w:t>
+      </w:r>
+      <w:r>
+        <w:rPr>
+          <w:rStyle w:val="VerbatimChar"/>
+        </w:rPr>
+        <w:t xml:space="preserve">verify</w:t>
+      </w:r>
+      <w:r>
+        <w:t xml:space="preserve"> </w:t>
+      </w:r>
+      <w:r>
+        <w:t xml:space="preserve">when</w:t>
+      </w:r>
+      <w:r>
+        <w:t xml:space="preserve"> </w:t>
+      </w:r>
+      <w:r>
+        <w:t xml:space="preserve">Docs Chain stages inputs to temp files with cwd = projectRoot — is</w:t>
+      </w:r>
+      <w:r>
+        <w:t xml:space="preserve"> </w:t>
+      </w:r>
+      <w:r>
+        <w:t xml:space="preserve">captured as the canonical pattern in</w:t>
+      </w:r>
+      <w:r>
+        <w:t xml:space="preserve"> </w:t>
+      </w:r>
+      <w:hyperlink r:id="rId14">
+        <w:r>
+          <w:rPr>
+            <w:rStyle w:val="VerbatimChar"/>
+          </w:rPr>
+          <w:t xml:space="preserve">USE_CASE_CATALOGUE.md</w:t>
+        </w:r>
+        <w:r>
+          <w:rPr>
+            <w:rStyle w:val="Hyperlink"/>
+          </w:rPr>
+          <w:t xml:space="preserve"> </w:t>
+        </w:r>
+        <w:r>
+          <w:rPr>
+            <w:rStyle w:val="Hyperlink"/>
+          </w:rPr>
+          <w:t xml:space="preserve">Appendix Z</w:t>
+        </w:r>
+      </w:hyperlink>
+      <w:r>
+        <w:t xml:space="preserve">.</w:t>
+      </w:r>
+    </w:p>
+    <w:p>
       <w:r>
         <w:pict>
           <v:rect style="width:0;height:1.5pt" o:hralign="center" o:hrstd="t" o:hr="t"/>
         </w:pict>
       </w:r>
     </w:p>
-    <w:bookmarkEnd w:id="14"/>
-    <w:bookmarkStart w:id="17" w:name="Xe91a4f9dd90165c7546f91ff242331b553805ed"/>
+    <w:bookmarkEnd w:id="15"/>
+    <w:bookmarkStart w:id="18" w:name="Xe91a4f9dd90165c7546f91ff242331b553805ed"/>
     <w:p>
       <w:pPr>
         <w:pStyle w:val="Heading2"/>
@@ -1946,7 +2114,7 @@
         <w:t xml:space="preserve">5. What a consuming project gets for free vs must register</w:t>
       </w:r>
     </w:p>
-    <w:bookmarkStart w:id="15" w:name="X4b216e23009157a9cf699f6d7bf374d6c3e9525"/>
+    <w:bookmarkStart w:id="16" w:name="X4b216e23009157a9cf699f6d7bf374d6c3e9525"/>
     <w:p>
       <w:pPr>
         <w:pStyle w:val="Heading3"/>
@@ -2066,7 +2234,10 @@
         </w:numPr>
       </w:pPr>
       <w:r>
-        <w:t xml:space="preserve">The CLI (</w:t>
+        <w:t xml:space="preserve">The CLI and exit-code contract:</w:t>
+      </w:r>
+      <w:r>
+        <w:t xml:space="preserve"> </w:t>
       </w:r>
       <w:r>
         <w:rPr>
@@ -2102,46 +2273,49 @@
         <w:rPr>
           <w:rStyle w:val="VerbatimChar"/>
         </w:rPr>
+        <w:t xml:space="preserve">graph</w:t>
+      </w:r>
+      <w:r>
+        <w:t xml:space="preserve"> </w:t>
+      </w:r>
+      <w:r>
+        <w:t xml:space="preserve">/</w:t>
+      </w:r>
+      <w:r>
+        <w:t xml:space="preserve"> </w:t>
+      </w:r>
+      <w:r>
+        <w:rPr>
+          <w:rStyle w:val="VerbatimChar"/>
+        </w:rPr>
+        <w:t xml:space="preserve">doctor</w:t>
+      </w:r>
+      <w:r>
+        <w:t xml:space="preserve"> </w:t>
+      </w:r>
+      <w:r>
+        <w:t xml:space="preserve">are IMPLEMENTED today;</w:t>
+      </w:r>
+      <w:r>
+        <w:t xml:space="preserve"> </w:t>
+      </w:r>
+      <w:r>
+        <w:rPr>
+          <w:rStyle w:val="VerbatimChar"/>
+        </w:rPr>
         <w:t xml:space="preserve">watch</w:t>
       </w:r>
       <w:r>
         <w:t xml:space="preserve"> </w:t>
       </w:r>
       <w:r>
-        <w:t xml:space="preserve">/</w:t>
-      </w:r>
-      <w:r>
-        <w:t xml:space="preserve"> </w:t>
-      </w:r>
-      <w:r>
-        <w:rPr>
-          <w:rStyle w:val="VerbatimChar"/>
-        </w:rPr>
-        <w:t xml:space="preserve">graph</w:t>
-      </w:r>
-      <w:r>
-        <w:t xml:space="preserve"> </w:t>
-      </w:r>
-      <w:r>
-        <w:t xml:space="preserve">/</w:t>
-      </w:r>
-      <w:r>
-        <w:t xml:space="preserve"> </w:t>
-      </w:r>
-      <w:r>
-        <w:rPr>
-          <w:rStyle w:val="VerbatimChar"/>
-        </w:rPr>
-        <w:t xml:space="preserve">doctor</w:t>
-      </w:r>
-      <w:r>
-        <w:t xml:space="preserve">) and exit-code</w:t>
-      </w:r>
-      <w:r>
-        <w:t xml:space="preserve"> </w:t>
-      </w:r>
-      <w:r>
-        <w:t xml:space="preserve">contract.</w:t>
+        <w:t xml:space="preserve">(fsnotify daemon) is PLANNED (Phase 4 —</w:t>
+      </w:r>
+      <w:r>
+        <w:t xml:space="preserve"> </w:t>
+      </w:r>
+      <w:r>
+        <w:t xml:space="preserve">not yet wired).</w:t>
       </w:r>
     </w:p>
     <w:p>
@@ -2194,8 +2368,8 @@
         <w:t xml:space="preserve">) as a starting point.</w:t>
       </w:r>
     </w:p>
-    <w:bookmarkEnd w:id="15"/>
-    <w:bookmarkStart w:id="16" w:name="must-register-the-consumer-owns"/>
+    <w:bookmarkEnd w:id="16"/>
+    <w:bookmarkStart w:id="17" w:name="must-register-the-consumer-owns"/>
     <w:p>
       <w:pPr>
         <w:pStyle w:val="Heading3"/>
@@ -2370,9 +2544,9 @@
         </w:pict>
       </w:r>
     </w:p>
-    <w:bookmarkEnd w:id="16"/>
     <w:bookmarkEnd w:id="17"/>
-    <w:bookmarkStart w:id="18" w:name="out-of-the-box-adoption-checklist"/>
+    <w:bookmarkEnd w:id="18"/>
+    <w:bookmarkStart w:id="19" w:name="out-of-the-box-adoption-checklist"/>
     <w:p>
       <w:pPr>
         <w:pStyle w:val="Heading2"/>
@@ -2656,8 +2830,8 @@
         </w:pict>
       </w:r>
     </w:p>
-    <w:bookmarkEnd w:id="18"/>
-    <w:bookmarkStart w:id="19" w:name="X1df3c567ecd2bb379379c2f309c0c4f3f9cae6f"/>
+    <w:bookmarkEnd w:id="19"/>
+    <w:bookmarkStart w:id="20" w:name="X1df3c567ecd2bb379379c2f309c0c4f3f9cae6f"/>
     <w:p>
       <w:pPr>
         <w:pStyle w:val="Heading2"/>
@@ -2865,8 +3039,8 @@
         <w:t xml:space="preserve">operator-gated steps; it carries no governance edits itself.</w:t>
       </w:r>
     </w:p>
-    <w:bookmarkEnd w:id="19"/>
     <w:bookmarkEnd w:id="20"/>
+    <w:bookmarkEnd w:id="21"/>
     <w:sectPr>
       <w:footnotePr>
         <w:numRestart w:val="eachSect"/>

--- a/docs/CONSTITUTION_INTEGRATION.docx
+++ b/docs/CONSTITUTION_INTEGRATION.docx
@@ -2294,7 +2294,7 @@
         <w:t xml:space="preserve"> </w:t>
       </w:r>
       <w:r>
-        <w:t xml:space="preserve">are IMPLEMENTED today;</w:t>
+        <w:t xml:space="preserve">/</w:t>
       </w:r>
       <w:r>
         <w:t xml:space="preserve"> </w:t>
@@ -2309,13 +2309,40 @@
         <w:t xml:space="preserve"> </w:t>
       </w:r>
       <w:r>
-        <w:t xml:space="preserve">(fsnotify daemon) is PLANNED (Phase 4 —</w:t>
-      </w:r>
-      <w:r>
-        <w:t xml:space="preserve"> </w:t>
-      </w:r>
-      <w:r>
-        <w:t xml:space="preserve">not yet wired).</w:t>
+        <w:t xml:space="preserve">(fsnotify daemon) are ALL IMPLEMENTED today (the</w:t>
+      </w:r>
+      <w:r>
+        <w:t xml:space="preserve"> </w:t>
+      </w:r>
+      <w:r>
+        <w:rPr>
+          <w:rStyle w:val="VerbatimChar"/>
+        </w:rPr>
+        <w:t xml:space="preserve">watch</w:t>
+      </w:r>
+      <w:r>
+        <w:t xml:space="preserve"> </w:t>
+      </w:r>
+      <w:r>
+        <w:t xml:space="preserve">daemon is</w:t>
+      </w:r>
+      <w:r>
+        <w:t xml:space="preserve"> </w:t>
+      </w:r>
+      <w:r>
+        <w:t xml:space="preserve">proven by the full-automation test</w:t>
+      </w:r>
+      <w:r>
+        <w:t xml:space="preserve"> </w:t>
+      </w:r>
+      <w:r>
+        <w:rPr>
+          <w:rStyle w:val="VerbatimChar"/>
+        </w:rPr>
+        <w:t xml:space="preserve">cmd/docs_chain/watch_test.go</w:t>
+      </w:r>
+      <w:r>
+        <w:t xml:space="preserve">).</w:t>
       </w:r>
     </w:p>
     <w:p>
@@ -2564,7 +2591,64 @@
           <w:b/>
           <w:bCs/>
         </w:rPr>
-        <w:t xml:space="preserve">Status: PLANNED — usable once Phase 6 distribution + Phase 4 CLI land.</w:t>
+        <w:t xml:space="preserve">Status: PARTIALLY USABLE TODAY — the Phase-4 CLI has landed, so steps 2–6</w:t>
+      </w:r>
+      <w:r>
+        <w:rPr>
+          <w:b/>
+          <w:bCs/>
+        </w:rPr>
+        <w:t xml:space="preserve"> </w:t>
+      </w:r>
+      <w:r>
+        <w:rPr>
+          <w:b/>
+          <w:bCs/>
+        </w:rPr>
+        <w:t xml:space="preserve">work now against a by-reference Projects-root sibling checkout (as Herald does);</w:t>
+      </w:r>
+      <w:r>
+        <w:rPr>
+          <w:b/>
+          <w:bCs/>
+        </w:rPr>
+        <w:t xml:space="preserve"> </w:t>
+      </w:r>
+      <w:r>
+        <w:rPr>
+          <w:b/>
+          <w:bCs/>
+        </w:rPr>
+        <w:t xml:space="preserve">only the Phase-6 constitution-submodule distribution (a turnkey</w:t>
+      </w:r>
+      <w:r>
+        <w:rPr>
+          <w:b/>
+          <w:bCs/>
+        </w:rPr>
+        <w:t xml:space="preserve"> </w:t>
+      </w:r>
+      <w:r>
+        <w:rPr>
+          <w:rStyle w:val="VerbatimChar"/>
+          <w:b/>
+          <w:bCs/>
+        </w:rPr>
+        <w:t xml:space="preserve">git submodule</w:t>
+      </w:r>
+      <w:r>
+        <w:rPr>
+          <w:b/>
+          <w:bCs/>
+        </w:rPr>
+        <w:t xml:space="preserve"> </w:t>
+      </w:r>
+      <w:r>
+        <w:rPr>
+          <w:b/>
+          <w:bCs/>
+        </w:rPr>
+        <w:t xml:space="preserve">pointer) remains PLANNED + OPERATOR-GATED.</w:t>
       </w:r>
     </w:p>
     <w:p>
